--- a/eng/docx/55.content.docx
+++ b/eng/docx/55.content.docx
@@ -2770,31 +2770,7 @@
         <w:rPr>
           <w:lang w:val="en_US" w:bidi="en_US"/>
         </w:rPr>
-        <w:t xml:space="preserve"> (see study notes on </w:t>
-      </w:r>
-      <w:r>
-        <w:rPr>
-          <w:lang w:val="en_US" w:bidi="en_US"/>
-        </w:rPr>
-        <w:t>1:12</w:t>
-      </w:r>
-      <w:r>
-        <w:rPr>
-          <w:lang w:val="en_US" w:bidi="en_US"/>
-        </w:rPr>
-        <w:t xml:space="preserve">, </w:t>
-      </w:r>
-      <w:r>
-        <w:rPr>
-          <w:lang w:val="en_US" w:bidi="en_US"/>
-        </w:rPr>
-        <w:t>14</w:t>
-      </w:r>
-      <w:r>
-        <w:rPr>
-          <w:lang w:val="en_US" w:bidi="en_US"/>
-        </w:rPr>
-        <w:t>). Timothy's task of guarding the deposit includes entrusting it to faithful men.</w:t>
+        <w:t xml:space="preserve"> (see study notes on 1:12, 14). Timothy's task of guarding the deposit includes entrusting it to faithful men.</w:t>
       </w:r>
       <w:r>
         <w:rPr>
@@ -8109,19 +8085,7 @@
         <w:rPr>
           <w:lang w:val="en_US" w:bidi="en_US"/>
         </w:rPr>
-        <w:t xml:space="preserve">; see </w:t>
-      </w:r>
-      <w:r>
-        <w:rPr>
-          <w:lang w:val="en_US" w:bidi="en_US"/>
-        </w:rPr>
-        <w:t>2 Timothy Book Introduction</w:t>
-      </w:r>
-      <w:r>
-        <w:rPr>
-          <w:lang w:val="en_US" w:bidi="en_US"/>
-        </w:rPr>
-        <w:t>, “Date of Writing”).</w:t>
+        <w:t>; see 2 Timothy Book Introduction, “Date of Writing”).</w:t>
       </w:r>
     </w:p>
     <w:p>
